--- a/docs/extended-rights-user-guide.docx
+++ b/docs/extended-rights-user-guide.docx
@@ -4893,55 +4893,7 @@
         <w:t xml:space="preserve"> </w:t>
       </w:r>
       <w:r>
-        <w:t xml:space="preserve">with audit dual-write. Closes GCIS RFB-001 clauses</w:t>
-      </w:r>
-      <w:r>
-        <w:t xml:space="preserve"> </w:t>
-      </w:r>
-      <w:r>
-        <w:rPr>
-          <w:bCs/>
-          <w:b/>
-        </w:rPr>
-        <w:t xml:space="preserve">4.1.1.8</w:t>
-      </w:r>
-      <w:r>
-        <w:t xml:space="preserve"> </w:t>
-      </w:r>
-      <w:r>
-        <w:t xml:space="preserve">(configure per File Plan),</w:t>
-      </w:r>
-      <w:r>
-        <w:t xml:space="preserve"> </w:t>
-      </w:r>
-      <w:r>
-        <w:rPr>
-          <w:bCs/>
-          <w:b/>
-        </w:rPr>
-        <w:t xml:space="preserve">4.1.1.13.a</w:t>
-      </w:r>
-      <w:r>
-        <w:t xml:space="preserve"> </w:t>
-      </w:r>
-      <w:r>
-        <w:t xml:space="preserve">(automated/manual retention enforcement) and</w:t>
-      </w:r>
-      <w:r>
-        <w:t xml:space="preserve"> </w:t>
-      </w:r>
-      <w:r>
-        <w:rPr>
-          <w:bCs/>
-          <w:b/>
-        </w:rPr>
-        <w:t xml:space="preserve">4.1.1.13.b</w:t>
-      </w:r>
-      <w:r>
-        <w:t xml:space="preserve"> </w:t>
-      </w:r>
-      <w:r>
-        <w:t xml:space="preserve">(controlled disposal workflows with audit logs).</w:t>
+        <w:t xml:space="preserve">with audit dual-write. Designed for any records-management environment that requires configuration per a published File Plan, automated/manual retention enforcement, and controlled disposal workflows with audit logs — including NARSSA, ISO 15489, PRO Act (UK), NARA (US), and equivalent national archives regimes.</w:t>
       </w:r>
     </w:p>
     <w:bookmarkStart w:id="50" w:name="retention-schedules-what-they-are"/>
@@ -5147,7 +5099,7 @@
         <w:pStyle w:val="FirstParagraph"/>
       </w:pPr>
       <w:r>
-        <w:t xml:space="preserve">Sample seed schedules shipped on every new install:</w:t>
+        <w:t xml:space="preserve">Sample seed schedules shipped on every new install (examples — operators replace these with their organisation’s File Plan codes):</w:t>
       </w:r>
     </w:p>
     <w:tbl>
@@ -5264,7 +5216,7 @@
               <w:jc w:val="left"/>
             </w:pPr>
             <w:r>
-              <w:t xml:space="preserve">GCIS-COMM-001</w:t>
+              <w:t xml:space="preserve">COMM-001</w:t>
             </w:r>
           </w:p>
         </w:tc>
@@ -5350,7 +5302,7 @@
               <w:jc w:val="left"/>
             </w:pPr>
             <w:r>
-              <w:t xml:space="preserve">GCIS-COMM-002</w:t>
+              <w:t xml:space="preserve">COMM-002</w:t>
             </w:r>
           </w:p>
         </w:tc>
@@ -5362,7 +5314,7 @@
               <w:jc w:val="left"/>
             </w:pPr>
             <w:r>
-              <w:t xml:space="preserve">Cabinet briefings</w:t>
+              <w:t xml:space="preserve">Cabinet / executive briefings</w:t>
             </w:r>
           </w:p>
         </w:tc>
@@ -5436,7 +5388,7 @@
               <w:jc w:val="left"/>
             </w:pPr>
             <w:r>
-              <w:t xml:space="preserve">GCIS-CORP-001</w:t>
+              <w:t xml:space="preserve">CORP-001</w:t>
             </w:r>
           </w:p>
         </w:tc>
@@ -5522,7 +5474,7 @@
               <w:jc w:val="left"/>
             </w:pPr>
             <w:r>
-              <w:t xml:space="preserve">GCIS-CORP-002</w:t>
+              <w:t xml:space="preserve">CORP-002</w:t>
             </w:r>
           </w:p>
         </w:tc>
@@ -5608,7 +5560,7 @@
               <w:jc w:val="left"/>
             </w:pPr>
             <w:r>
-              <w:t xml:space="preserve">GCIS-HR-001</w:t>
+              <w:t xml:space="preserve">HR-001</w:t>
             </w:r>
           </w:p>
         </w:tc>
@@ -5694,7 +5646,7 @@
               <w:jc w:val="left"/>
             </w:pPr>
             <w:r>
-              <w:t xml:space="preserve">GCIS-LEG-001</w:t>
+              <w:t xml:space="preserve">LEG-001</w:t>
             </w:r>
           </w:p>
         </w:tc>
@@ -5828,7 +5780,7 @@
         <w:rPr>
           <w:rStyle w:val="VerbatimChar"/>
         </w:rPr>
-        <w:t xml:space="preserve">GCIS-COMM-002</w:t>
+        <w:t xml:space="preserve">COMM-002</w:t>
       </w:r>
       <w:r>
         <w:t xml:space="preserve">)</w:t>
@@ -6415,20 +6367,7 @@
         <w:pStyle w:val="BodyText"/>
       </w:pPr>
       <w:r>
-        <w:t xml:space="preserve">This satisfies clause</w:t>
-      </w:r>
-      <w:r>
-        <w:t xml:space="preserve"> </w:t>
-      </w:r>
-      <w:r>
-        <w:rPr>
-          <w:bCs/>
-          <w:b/>
-        </w:rPr>
-        <w:t xml:space="preserve">4.1.1.13.b</w:t>
-      </w:r>
-      <w:r>
-        <w:t xml:space="preserve">: every disposal decision is captured with timestamp, user, and the JSON-serialised action_type and any notes. No record can be disposed without a complete sign-off chain visible in the audit log.</w:t>
+        <w:t xml:space="preserve">Every disposal decision is captured with timestamp, user, and the JSON-serialised action_type and any notes — satisfying any records-management framework that requires a controlled disposal audit trail (NARSSA, ISO 15489, NARA, PRO Act, and equivalents). No record can be disposed without a complete sign-off chain visible in the audit log.</w:t>
       </w:r>
     </w:p>
     <w:bookmarkEnd w:id="53"/>
@@ -6455,7 +6394,7 @@
         <w:rPr>
           <w:rStyle w:val="VerbatimChar"/>
         </w:rPr>
-        <w:t xml:space="preserve">GCIS Compliance: Retention Status &amp; Lifecycle</w:t>
+        <w:t xml:space="preserve">Records Management Compliance: Retention Status &amp; Lifecycle</w:t>
       </w:r>
       <w:r>
         <w:t xml:space="preserve"> </w:t>
